--- a/zht/docx/55.content.docx
+++ b/zht/docx/55.content.docx
@@ -2675,19 +2675,7 @@
         <w:rPr>
           <w:lang w:val="zh_TW" w:bidi="zh_TW"/>
         </w:rPr>
-        <w:t>、</w:t>
-      </w:r>
-      <w:r>
-        <w:rPr>
-          <w:lang w:val="zh_TW" w:bidi="zh_TW"/>
-        </w:rPr>
-        <w:t>14</w:t>
-      </w:r>
-      <w:r>
-        <w:rPr>
-          <w:lang w:val="zh_TW" w:bidi="zh_TW"/>
-        </w:rPr>
-        <w:t xml:space="preserve"> 的研讀註釋）。提摩太自己對</w:t>
+        <w:t>、14 的研讀註釋）。提摩太自己對</w:t>
       </w:r>
       <w:r>
         <w:rPr>
@@ -7598,19 +7586,7 @@
         <w:rPr>
           <w:lang w:val="zh_TW" w:bidi="zh_TW"/>
         </w:rPr>
-        <w:t>；見</w:t>
-      </w:r>
-      <w:r>
-        <w:rPr>
-          <w:lang w:val="zh_TW" w:bidi="zh_TW"/>
-        </w:rPr>
-        <w:t>提摩太後書簡介</w:t>
-      </w:r>
-      <w:r>
-        <w:rPr>
-          <w:lang w:val="zh_TW" w:bidi="zh_TW"/>
-        </w:rPr>
-        <w:t>，「寫作日期」）。</w:t>
+        <w:t>；見提摩太後書簡介，「寫作日期」）。</w:t>
       </w:r>
     </w:p>
     <w:p>
